--- a/example_articles/countries/Barbados/1.countries_Barbados_Other_publisher.docx
+++ b/example_articles/countries/Barbados/1.countries_Barbados_Other_publisher.docx
@@ -27,17 +27,17 @@
     </w:p>
     <w:p>
       <w:r>
-        <w:t>Source File: Other publishers/Files (500) (4).DOCX</w:t>
+        <w:t>Source file: Other publishers/Files (500) (4).DOCX</w:t>
       </w:r>
     </w:p>
     <w:p>
       <w:r>
-        <w:t>Raw locations result: ['Barbados']</w:t>
+        <w:t>Raw locations result, 'locations': ['Barbados']</w:t>
       </w:r>
     </w:p>
     <w:p>
       <w:r>
-        <w:t>countries_stand_flat (Standardized): Barbados</w:t>
+        <w:t>Standardized locations result, 'countries_stand_flat': Barbados</w:t>
       </w:r>
     </w:p>
     <w:p>

--- a/example_articles/countries/Barbados/1.countries_Barbados_Other_publisher.docx
+++ b/example_articles/countries/Barbados/1.countries_Barbados_Other_publisher.docx
@@ -7,7 +7,7 @@
         <w:pStyle w:val="Heading1"/>
       </w:pPr>
       <w:r>
-        <w:t>RETIRED CEO FOCUSING ON HOMELESSNESS</w:t>
+        <w:t>Power, bondage and freedom in the Caribbean</w:t>
       </w:r>
     </w:p>
     <w:p>
@@ -17,12 +17,12 @@
     </w:p>
     <w:p>
       <w:r>
-        <w:t>Date: 2021-08-01</w:t>
+        <w:t>Date: 2021-02-07</w:t>
       </w:r>
     </w:p>
     <w:p>
       <w:r>
-        <w:t>Section: BUSINESS; Pg. 3D</w:t>
+        <w:t>Section: VARIETY; Pg. 2E</w:t>
       </w:r>
     </w:p>
     <w:p>
@@ -49,47 +49,31 @@
     </w:p>
     <w:p>
       <w:r>
-        <w:t>Gary Kirt was a thrifty, working-class kid who learned the value of real estate as a teenager. He went on to build a lucrative 40-year career in the Minnesota mortgage trade, and now is stepping up his work on homelessness.</w:t>
+        <w:t>Special to the Star Tribune</w:t>
         <w:br/>
-        <w:t>Kirt's entry into the housing industry began in 1969, when he bought a modest south Minneapolis house on a contract for deed for $6,500 at the age of 17. He had decided to stay in Minneapolis to finish his senior year at the former Marshall University High rather than follow his family into a rural-community factory job.</w:t>
+        <w:t>Brutal.</w:t>
         <w:br/>
-        <w:t>Kirt was a good student, good quarterback and hard worker. He took weekend night shifts at a bait shop on Lake Street that served anglers of the city lakes. Frugal and a renter, Kirt put down $1,000 in savings to buy the house. The bait-shop owner, an accountant, helped him with the process.</w:t>
+        <w:t>That is the first word that came to mind as I warily set down Cherie Jones' debut novel, "How the One-Armed Sister Sweeps Her House," after its final and inevitable conclusion.</w:t>
         <w:br/>
-        <w:t>Kirt refurbished and rented out his house, then bought and moved to another one on the North Side. He eventually sold them both for a profit.</w:t>
+        <w:t>It's a book of many things: of the limits of romantic and familial love; of intergenerational legacy, certainly; but more than anything else it is a book about the devastating reach of patriarchy on the most vulnerable members of society. The sheer amount of physical violence wielded by men against women and children in the novel left me gasping, and, frankly, depressed, whenever I picked it up.</w:t>
         <w:br/>
-        <w:t>At 19, Kirt talked his way into the former Conservative Mortgage as a commission-based mortgage banker. He worked nights and weekends to meet with potential developer-and-builder customers and real estate agents, in what was traditionally a bank- and S&amp;L-dominated industry that resisted change.</w:t>
+        <w:t>I expect art to reflect all parts of life - even the most painful - but there were times when the novel's portrayal of its Barbadian protagonists tilted more toward the nihilistic than the realistic.</w:t>
         <w:br/>
-        <w:t>Kirt joined the late Hal Greenwood's big Midwest Federal Savings in 1979, but left within six months. He was wary of the emerging legal and regulatory problems that precluded a full-throttle investment in mortgage banking, for which he had signed on. Those and other issues would lead to the failure of Midwest Federal in 1989.</w:t>
+        <w:t>Lala is a pregnant newlywed who lives with Adan, a violent petty thief whose recent robberies of the extravagant houses of rich British tourists have turned deadly. Adan frequently turns his proclivities toward Lala, who is badly beaten in several scenes. She alternates between accepting her fate, and plotting revenge and escape. The novel's portrayal of the psychology of battered women is masterful, and readers will intimately understand how trapped Lala really is. Tone, Adan's best friend and occasional crime partner, shares many secrets with Lala, which threaten to break the fragile balance of the relationships.</w:t>
         <w:br/>
-        <w:t>Kirt took $5,000 from his severance check to buy Bell Mortgage, a 100-year-old company in decline. Kirt was essentially buying a well-known name and some typewriters.</w:t>
+        <w:t>The main action of the story takes place in 1984 on Baxter's Beach, a playground for rich British tourists and the working-class Barbadians who care for their mansions, and sell them coconuts, trinkets, hair-braiding, and sex. Mira Whalen, an island girl made good by marriage to a wealthy British tourist, is also featured in this section, navigating the fallout of Adan's botched robbery attempt that has left her husband dead.</w:t>
         <w:br/>
-        <w:t>Kirt grew Bell Mortgage into the largest privately owned mortgage company in the Midwest with nearly $2 billion in annual closings. Kirt last month received a lifetime achievement award from the Minnesota Mortgage Association for innovation, success and ethics.</w:t>
+        <w:t>But there are other sections and voices, as well, most notably those of Esme, Lala's dead mother, and Wilma, her steadfast grandmother who raises her in her mother's absence. Wilma is the one who tells Lala the cautionary tale of the two beautiful sisters who were told by their loving parents to never go down to the tunnels that undergird Baxter's Beach, and where much seedy activity takes place. One daughter couldn't resist, however, and lost her arm to the treachery of monsters and men. Lala, of course, cannot resist, either, and neither could her mother. Thus, the title of the novel, and the complex legacy its main characters must navigate.</w:t>
         <w:br/>
-        <w:t>"I bought it in 1980 and sold it in 2011," Kirt, now 69 and fully retired, recalled of Bell. "We had about 200 people. We were acquired by State Bank &amp; Trust out of Fargo, North Dakota. They are really decent people. It was a home run."</w:t>
+        <w:t>Toward the end, the narrator says of Lala: "She did not understand that for women of her lineage, a marriage meant a murder in one form or another." The plotting and intricate weaving of voices and timelines is powerful in moments, frustrating in others. I wanted to feel more like the story was unfolding on its own, rather than being manipulated by a very deft puppet master. In the same vein, I also wished that the women in the book were given at least a little agency in their lives, even if it wasn't enough to liberate them. Still, if you are looking for a story that explores power, bondage and freedom in the context of a small Caribbean community, "How the One-Armed Sister Sweeps Her House" has many revelations.</w:t>
         <w:br/>
-        <w:t>Kirt ran a clean shop that avoided the subprime mortgage debacle. He led Bell Mortgage for another two years before becoming a consultant to the company. In 2013, State Bank renamed itself Bell Bank, a recognition of the strong Bell name in the fast-growing Twin Cities market.</w:t>
+        <w:t>Shannon Gibney is the author of the novels "See No Color" and "Dream Country," both of which won Minnesota Book Awards. Her new novel, "Botched," forthcoming from Dutton in 2022, explores themes of transracial adoption through speculative memoir.</w:t>
         <w:br/>
-        <w:t>"As they say in the Minnesota Boundary Waters, always leave your campsite better than you found it," Kirt said. "I hope I'm leaving the mortgage industry at least a bit better than I found it back in 1970."</w:t>
+        <w:t>How the One-Armed Sister Sweeps Her House</w:t>
         <w:br/>
-        <w:t>Kirt, a millionaire, has served as an inner-city youth coach and mentor at the Boys &amp; Girls Club, where he also was a board member for nearly 30 years.</w:t>
+        <w:t>By: Cherie Jones.</w:t>
         <w:br/>
-        <w:t>"I'm probably the only board member who was ever a member of what was just the Boys Club back then," Kirt recalled. "When I was a kid from the street, there were people at the Boys Club who helped me make the right choices. And I had other choices."</w:t>
-        <w:br/>
-        <w:t>As a young man, Kirt played pickup basketball in the basement gym of Simpson United Methodist Church at E. 28th Street and 1st Avenue S. He volunteered when the church opened a homeless shelter in its basement 38 years ago. He served on the board of what became the nonprofit Simpson Housing Services for more than three decades and is now an emeritus board member with his wife.</w:t>
-        <w:br/>
-        <w:t>"We're not winning yet at homelessness," Kirt said. "But we're using a nonjudgmental, supportive-housing approach. The Simpson people are really smart and we're working at it."</w:t>
-        <w:br/>
-        <w:t>Kirt bought a building for $600,000 to help Simpson Housing Services expand. He now is helping lead a $30 million private/public fundraising campaign to build a new 70-bed facility and 42 units of supportive housing on the church site.</w:t>
-        <w:br/>
-        <w:t>Simpson Housing Services works with 1,000-plus individuals and families annually on housing and related barriers to self-sufficiency.</w:t>
-        <w:br/>
-        <w:t>"Gary and his wife, Karen, are very invested in our mission and programs and they are generous," said Simpson Housing Executive Director Steve Horsfield, who left a business career years ago. "He's always looking to network and bring partners to us to make them part of the Simpson community."</w:t>
-        <w:br/>
-        <w:t>Kirt wants to help more folks do better.</w:t>
-        <w:br/>
-        <w:t>"At some point, my life became more about gratitude than acquiring more money and more stuff," he said. "The concept of helping always came natural to me. And I like the concept of paying it forward."</w:t>
-        <w:br/>
-        <w:t>Neal St. Anthony has been a Star Tribune business columnist and reporter since 1984. He can be contacted at nstanthony@startribune.com</w:t>
+        <w:t>Publisher: Little, Brown, 288 pages, $27.</w:t>
       </w:r>
     </w:p>
     <w:sectPr>
